--- a/Week_02/Day_08/Lab/Day_08_Lab_Guide.docx
+++ b/Week_02/Day_08/Lab/Day_08_Lab_Guide.docx
@@ -5,193 +5,60 @@
     <w:p>
       <w:pPr>
         <w:pStyle w:val="Title"/>
-        <w:spacing w:after="80"/>
+        <w:jc w:val="center"/>
       </w:pPr>
       <w:r>
-        <w:rPr>
-          <w:rFonts w:ascii="Calibri" w:hAnsi="Calibri"/>
-          <w:b/>
-          <w:color w:val="1F4D78"/>
-          <w:sz w:val="50"/>
-        </w:rPr>
         <w:t>Day 08 Student Lab Guide</w:t>
       </w:r>
     </w:p>
     <w:p>
       <w:pPr>
-        <w:spacing w:after="280"/>
+        <w:jc w:val="center"/>
       </w:pPr>
       <w:r>
         <w:rPr>
-          <w:color w:val="2E74B5"/>
-          <w:sz w:val="30"/>
+          <w:b/>
+          <w:sz w:val="28"/>
         </w:rPr>
-        <w:t>Orchestration with Airflow: A File-Triggered Medallion DAG</w:t>
+        <w:t>Orchestration with Airflow: File-Triggered Medallion DAG</w:t>
+      </w:r>
+    </w:p>
+    <w:p>
+      <w:pPr>
+        <w:pStyle w:val="Heading1"/>
+      </w:pPr>
+      <w:r>
+        <w:t>Outcome</w:t>
+      </w:r>
+    </w:p>
+    <w:p>
+      <w:r>
+        <w:t>Trigger, observe, and validate an Apache Airflow DAG that moves CSV order data through Bronze, Silver, and Gold Postgres tables.</w:t>
       </w:r>
     </w:p>
     <w:tbl>
       <w:tblPr>
-        <w:tblStyle w:val="TableGrid"/>
         <w:tblW w:type="auto" w:w="0"/>
-        <w:jc w:val="center"/>
         <w:tblLook w:firstColumn="1" w:firstRow="1" w:lastColumn="0" w:lastRow="0" w:noHBand="0" w:noVBand="1" w:val="04A0"/>
       </w:tblPr>
       <w:tblGrid>
-        <w:gridCol w:w="2376"/>
-        <w:gridCol w:w="6984"/>
+        <w:gridCol w:w="10368"/>
       </w:tblGrid>
       <w:tr>
         <w:tc>
           <w:tcPr>
-            <w:tcW w:type="dxa" w:w="2376"/>
-            <w:shd w:fill="E8EEF5"/>
-            <w:vAlign w:val="center"/>
+            <w:tcW w:type="dxa" w:w="10368"/>
+            <w:shd w:fill="EAF7EE"/>
           </w:tcPr>
           <w:p>
-            <w:pPr>
-              <w:spacing w:after="40"/>
-            </w:pPr>
-            <w:r/>
             <w:r>
               <w:rPr>
                 <w:b/>
               </w:rPr>
-              <w:t>Time</w:t>
+              <w:t xml:space="preserve">Real screenshots: </w:t>
             </w:r>
-          </w:p>
-        </w:tc>
-        <w:tc>
-          <w:tcPr>
-            <w:tcW w:type="dxa" w:w="6984"/>
-            <w:vAlign w:val="center"/>
-          </w:tcPr>
-          <w:p>
-            <w:pPr>
-              <w:spacing w:after="40"/>
-            </w:pPr>
-            <w:r/>
             <w:r>
-              <w:rPr>
-                <w:b w:val="0"/>
-              </w:rPr>
-              <w:t>Approximately 2.5 hours</w:t>
-            </w:r>
-          </w:p>
-        </w:tc>
-      </w:tr>
-      <w:tr>
-        <w:tc>
-          <w:tcPr>
-            <w:tcW w:type="dxa" w:w="2376"/>
-            <w:shd w:fill="E8EEF5"/>
-            <w:vAlign w:val="center"/>
-          </w:tcPr>
-          <w:p>
-            <w:pPr>
-              <w:spacing w:after="40"/>
-            </w:pPr>
-            <w:r/>
-            <w:r>
-              <w:rPr>
-                <w:b/>
-              </w:rPr>
-              <w:t>Outcome</w:t>
-            </w:r>
-          </w:p>
-        </w:tc>
-        <w:tc>
-          <w:tcPr>
-            <w:tcW w:type="dxa" w:w="6984"/>
-            <w:vAlign w:val="center"/>
-          </w:tcPr>
-          <w:p>
-            <w:pPr>
-              <w:spacing w:after="40"/>
-            </w:pPr>
-            <w:r/>
-            <w:r>
-              <w:rPr>
-                <w:b w:val="0"/>
-              </w:rPr>
-              <w:t>Trigger, observe and diagnose a DAG that moves CSV data through Bronze, Silver and Gold tables.</w:t>
-            </w:r>
-          </w:p>
-        </w:tc>
-      </w:tr>
-      <w:tr>
-        <w:tc>
-          <w:tcPr>
-            <w:tcW w:type="dxa" w:w="2376"/>
-            <w:shd w:fill="E8EEF5"/>
-            <w:vAlign w:val="center"/>
-          </w:tcPr>
-          <w:p>
-            <w:pPr>
-              <w:spacing w:after="40"/>
-            </w:pPr>
-            <w:r/>
-            <w:r>
-              <w:rPr>
-                <w:b/>
-              </w:rPr>
-              <w:t>Provided</w:t>
-            </w:r>
-          </w:p>
-        </w:tc>
-        <w:tc>
-          <w:tcPr>
-            <w:tcW w:type="dxa" w:w="6984"/>
-            <w:vAlign w:val="center"/>
-          </w:tcPr>
-          <w:p>
-            <w:pPr>
-              <w:spacing w:after="40"/>
-            </w:pPr>
-            <w:r/>
-            <w:r>
-              <w:rPr>
-                <w:b w:val="0"/>
-              </w:rPr>
-              <w:t>Airflow Docker Compose environment, DAG file and sample CSV in Lab_Files.</w:t>
-            </w:r>
-          </w:p>
-        </w:tc>
-      </w:tr>
-      <w:tr>
-        <w:tc>
-          <w:tcPr>
-            <w:tcW w:type="dxa" w:w="2376"/>
-            <w:shd w:fill="E8EEF5"/>
-            <w:vAlign w:val="center"/>
-          </w:tcPr>
-          <w:p>
-            <w:pPr>
-              <w:spacing w:after="40"/>
-            </w:pPr>
-            <w:r/>
-            <w:r>
-              <w:rPr>
-                <w:b/>
-              </w:rPr>
-              <w:t>Critical idea</w:t>
-            </w:r>
-          </w:p>
-        </w:tc>
-        <w:tc>
-          <w:tcPr>
-            <w:tcW w:type="dxa" w:w="6984"/>
-            <w:vAlign w:val="center"/>
-          </w:tcPr>
-          <w:p>
-            <w:pPr>
-              <w:spacing w:after="40"/>
-            </w:pPr>
-            <w:r/>
-            <w:r>
-              <w:rPr>
-                <w:b w:val="0"/>
-              </w:rPr>
-              <w:t>Orchestration controls dependency order, retries and evidence; it does not itself make transformations correct.</w:t>
+              <w:t>The screenshots in this document are real Ubuntu desktop captures from Firefox using gnome-screenshot, not generated mockups.</w:t>
             </w:r>
           </w:p>
         </w:tc>
@@ -203,7 +70,264 @@
         <w:pStyle w:val="Heading1"/>
       </w:pPr>
       <w:r>
-        <w:t>Lab Route</w:t>
+        <w:t>Installation Option A - Docker on Linux</w:t>
+      </w:r>
+    </w:p>
+    <w:p>
+      <w:pPr>
+        <w:spacing w:before="80" w:after="160"/>
+      </w:pPr>
+      <w:r>
+        <w:rPr>
+          <w:rFonts w:ascii="Consolas" w:hAnsi="Consolas" w:eastAsia="Consolas"/>
+          <w:sz w:val="17"/>
+        </w:rPr>
+        <w:t>sudo apt-get update</w:t>
+      </w:r>
+      <w:r>
+        <w:br/>
+      </w:r>
+      <w:r>
+        <w:rPr>
+          <w:rFonts w:ascii="Consolas" w:hAnsi="Consolas" w:eastAsia="Consolas"/>
+          <w:sz w:val="17"/>
+        </w:rPr>
+        <w:t>sudo apt-get install -y ca-certificates curl gnupg</w:t>
+      </w:r>
+      <w:r>
+        <w:br/>
+      </w:r>
+      <w:r>
+        <w:rPr>
+          <w:rFonts w:ascii="Consolas" w:hAnsi="Consolas" w:eastAsia="Consolas"/>
+          <w:sz w:val="17"/>
+        </w:rPr>
+        <w:t>sudo install -m 0755 -d /etc/apt/keyrings</w:t>
+      </w:r>
+      <w:r>
+        <w:br/>
+      </w:r>
+      <w:r>
+        <w:rPr>
+          <w:rFonts w:ascii="Consolas" w:hAnsi="Consolas" w:eastAsia="Consolas"/>
+          <w:sz w:val="17"/>
+        </w:rPr>
+        <w:t>curl -fsSL https://download.docker.com/linux/ubuntu/gpg | sudo gpg --dearmor -o /etc/apt/keyrings/docker.gpg</w:t>
+      </w:r>
+      <w:r>
+        <w:br/>
+      </w:r>
+      <w:r>
+        <w:rPr>
+          <w:rFonts w:ascii="Consolas" w:hAnsi="Consolas" w:eastAsia="Consolas"/>
+          <w:sz w:val="17"/>
+        </w:rPr>
+        <w:t>sudo chmod a+r /etc/apt/keyrings/docker.gpg</w:t>
+      </w:r>
+      <w:r>
+        <w:br/>
+      </w:r>
+      <w:r>
+        <w:rPr>
+          <w:rFonts w:ascii="Consolas" w:hAnsi="Consolas" w:eastAsia="Consolas"/>
+          <w:sz w:val="17"/>
+        </w:rPr>
+        <w:t>. /etc/os-release</w:t>
+      </w:r>
+      <w:r>
+        <w:br/>
+      </w:r>
+      <w:r>
+        <w:rPr>
+          <w:rFonts w:ascii="Consolas" w:hAnsi="Consolas" w:eastAsia="Consolas"/>
+          <w:sz w:val="17"/>
+        </w:rPr>
+        <w:t>echo "deb [arch=$(dpkg --print-architecture) signed-by=/etc/apt/keyrings/docker.gpg] https://download.docker.com/linux/ubuntu $VERSION_CODENAME stable" | sudo tee /etc/apt/sources.list.d/docker.list &gt; /dev/null</w:t>
+      </w:r>
+      <w:r>
+        <w:br/>
+      </w:r>
+      <w:r>
+        <w:rPr>
+          <w:rFonts w:ascii="Consolas" w:hAnsi="Consolas" w:eastAsia="Consolas"/>
+          <w:sz w:val="17"/>
+        </w:rPr>
+        <w:t>sudo apt-get update</w:t>
+      </w:r>
+      <w:r>
+        <w:br/>
+      </w:r>
+      <w:r>
+        <w:rPr>
+          <w:rFonts w:ascii="Consolas" w:hAnsi="Consolas" w:eastAsia="Consolas"/>
+          <w:sz w:val="17"/>
+        </w:rPr>
+        <w:t>sudo apt-get install -y docker-ce docker-ce-cli containerd.io docker-buildx-plugin docker-compose-plugin</w:t>
+      </w:r>
+    </w:p>
+    <w:p>
+      <w:pPr>
+        <w:pStyle w:val="Heading1"/>
+      </w:pPr>
+      <w:r>
+        <w:t>Installation Option B - Docker on Windows</w:t>
+      </w:r>
+    </w:p>
+    <w:p>
+      <w:pPr>
+        <w:pStyle w:val="ListNumber"/>
+      </w:pPr>
+      <w:r>
+        <w:t>Install Docker Desktop for Windows.</w:t>
+      </w:r>
+    </w:p>
+    <w:p>
+      <w:pPr>
+        <w:pStyle w:val="ListNumber"/>
+      </w:pPr>
+      <w:r>
+        <w:t>Enable WSL 2 backend.</w:t>
+      </w:r>
+    </w:p>
+    <w:p>
+      <w:pPr>
+        <w:pStyle w:val="ListNumber"/>
+      </w:pPr>
+      <w:r>
+        <w:t>Start Docker Desktop and wait for Docker Engine to run.</w:t>
+      </w:r>
+    </w:p>
+    <w:p>
+      <w:pPr>
+        <w:pStyle w:val="ListNumber"/>
+      </w:pPr>
+      <w:r>
+        <w:t>Open PowerShell or WSL Ubuntu.</w:t>
+      </w:r>
+    </w:p>
+    <w:p>
+      <w:pPr>
+        <w:pStyle w:val="ListNumber"/>
+      </w:pPr>
+      <w:r>
+        <w:t>Run docker --version and docker compose version.</w:t>
+      </w:r>
+    </w:p>
+    <w:p>
+      <w:pPr>
+        <w:pStyle w:val="ListNumber"/>
+      </w:pPr>
+      <w:r>
+        <w:t>Run this lab from Week_02/Day_08/Lab_Files.</w:t>
+      </w:r>
+    </w:p>
+    <w:p>
+      <w:pPr>
+        <w:pStyle w:val="Heading1"/>
+      </w:pPr>
+      <w:r>
+        <w:t>Manual Installation Notes</w:t>
+      </w:r>
+    </w:p>
+    <w:p>
+      <w:r>
+        <w:t>Docker is recommended. Manual setup requires Python, Airflow, Postgres, a scheduler process, webserver process, and matching provider dependencies. For classroom use, prefer the Compose route because it creates the same reproducible services for everyone.</w:t>
+      </w:r>
+    </w:p>
+    <w:p>
+      <w:pPr>
+        <w:pStyle w:val="Heading1"/>
+      </w:pPr>
+      <w:r>
+        <w:t>Corrections Included in This Lab Package</w:t>
+      </w:r>
+    </w:p>
+    <w:p>
+      <w:pPr>
+        <w:pStyle w:val="ListBullet"/>
+      </w:pPr>
+      <w:r>
+        <w:t>The data folder is mounted into /opt/airflow/data.</w:t>
+      </w:r>
+    </w:p>
+    <w:p>
+      <w:pPr>
+        <w:pStyle w:val="ListBullet"/>
+      </w:pPr>
+      <w:r>
+        <w:t>Airflow logs/plugins/data folders are writable by the Airflow container user.</w:t>
+      </w:r>
+    </w:p>
+    <w:p>
+      <w:pPr>
+        <w:pStyle w:val="ListBullet"/>
+      </w:pPr>
+      <w:r>
+        <w:t>The Airflow metadata DB is initialized automatically.</w:t>
+      </w:r>
+    </w:p>
+    <w:p>
+      <w:pPr>
+        <w:pStyle w:val="ListBullet"/>
+      </w:pPr>
+      <w:r>
+        <w:t>The admin/admin user is created automatically.</w:t>
+      </w:r>
+    </w:p>
+    <w:p>
+      <w:pPr>
+        <w:pStyle w:val="ListBullet"/>
+      </w:pPr>
+      <w:r>
+        <w:t>The fs_default connection is created for FileSensor.</w:t>
+      </w:r>
+    </w:p>
+    <w:p>
+      <w:pPr>
+        <w:pStyle w:val="ListBullet"/>
+      </w:pPr>
+      <w:r>
+        <w:t>The DAG uses csv and SQLAlchemy instead of requiring pandas.</w:t>
+      </w:r>
+    </w:p>
+    <w:p>
+      <w:pPr>
+        <w:pStyle w:val="Heading1"/>
+      </w:pPr>
+      <w:r>
+        <w:t>Step 1 - Start Airflow</w:t>
+      </w:r>
+    </w:p>
+    <w:p>
+      <w:pPr>
+        <w:spacing w:before="80" w:after="160"/>
+      </w:pPr>
+      <w:r>
+        <w:rPr>
+          <w:rFonts w:ascii="Consolas" w:hAnsi="Consolas" w:eastAsia="Consolas"/>
+          <w:sz w:val="17"/>
+        </w:rPr>
+        <w:t>cd Week_02/Day_08/Lab_Files</w:t>
+      </w:r>
+      <w:r>
+        <w:br/>
+      </w:r>
+      <w:r>
+        <w:rPr>
+          <w:rFonts w:ascii="Consolas" w:hAnsi="Consolas" w:eastAsia="Consolas"/>
+          <w:sz w:val="17"/>
+        </w:rPr>
+        <w:t>sudo docker compose up -d</w:t>
+      </w:r>
+      <w:r>
+        <w:br/>
+      </w:r>
+      <w:r>
+        <w:rPr>
+          <w:rFonts w:ascii="Consolas" w:hAnsi="Consolas" w:eastAsia="Consolas"/>
+          <w:sz w:val="17"/>
+        </w:rPr>
+        <w:t>sudo docker compose ps</w:t>
       </w:r>
     </w:p>
     <w:tbl>
@@ -214,77 +338,44 @@
         <w:tblLook w:firstColumn="1" w:firstRow="1" w:lastColumn="0" w:lastRow="0" w:noHBand="0" w:noVBand="1" w:val="04A0"/>
       </w:tblPr>
       <w:tblGrid>
-        <w:gridCol w:w="3312"/>
-        <w:gridCol w:w="3312"/>
-        <w:gridCol w:w="3312"/>
+        <w:gridCol w:w="3456"/>
+        <w:gridCol w:w="3456"/>
+        <w:gridCol w:w="3456"/>
       </w:tblGrid>
       <w:tr>
         <w:tc>
           <w:tcPr>
-            <w:tcW w:type="dxa" w:w="3312"/>
-            <w:shd w:fill="2E74B5"/>
-            <w:vAlign w:val="center"/>
+            <w:tcW w:type="dxa" w:w="3456"/>
+            <w:shd w:fill="D9EAF7"/>
+            <w:vAlign w:val="top"/>
           </w:tcPr>
           <w:p>
-            <w:pPr>
-              <w:spacing w:after="40"/>
-            </w:pPr>
             <w:r>
-              <w:rPr>
-                <w:color w:val="FFFFFF"/>
-              </w:rPr>
-            </w:r>
-            <w:r>
-              <w:rPr>
-                <w:b/>
-              </w:rPr>
-              <w:t>Step</w:t>
+              <w:t>Service</w:t>
             </w:r>
           </w:p>
         </w:tc>
         <w:tc>
           <w:tcPr>
-            <w:tcW w:type="dxa" w:w="3312"/>
-            <w:shd w:fill="2E74B5"/>
-            <w:vAlign w:val="center"/>
+            <w:tcW w:type="dxa" w:w="3456"/>
+            <w:shd w:fill="D9EAF7"/>
+            <w:vAlign w:val="top"/>
           </w:tcPr>
           <w:p>
-            <w:pPr>
-              <w:spacing w:after="40"/>
-            </w:pPr>
             <w:r>
-              <w:rPr>
-                <w:color w:val="FFFFFF"/>
-              </w:rPr>
-            </w:r>
-            <w:r>
-              <w:rPr>
-                <w:b/>
-              </w:rPr>
-              <w:t>Work</w:t>
+              <w:t>URL / Port</w:t>
             </w:r>
           </w:p>
         </w:tc>
         <w:tc>
           <w:tcPr>
-            <w:tcW w:type="dxa" w:w="3312"/>
-            <w:shd w:fill="2E74B5"/>
-            <w:vAlign w:val="center"/>
+            <w:tcW w:type="dxa" w:w="3456"/>
+            <w:shd w:fill="D9EAF7"/>
+            <w:vAlign w:val="top"/>
           </w:tcPr>
           <w:p>
-            <w:pPr>
-              <w:spacing w:after="40"/>
-            </w:pPr>
             <w:r>
-              <w:rPr>
-                <w:color w:val="FFFFFF"/>
-              </w:rPr>
-            </w:r>
-            <w:r>
-              <w:rPr>
-                <w:b/>
-              </w:rPr>
-              <w:t>Evidence</w:t>
+              <w:t>Purpose</w:t>
             </w:r>
           </w:p>
         </w:tc>
@@ -292,55 +383,34 @@
       <w:tr>
         <w:tc>
           <w:tcPr>
-            <w:tcW w:type="dxa" w:w="3312"/>
-            <w:vAlign w:val="center"/>
+            <w:tcW w:type="dxa" w:w="3456"/>
+            <w:vAlign w:val="top"/>
           </w:tcPr>
           <w:p>
-            <w:pPr>
-              <w:spacing w:after="40"/>
-            </w:pPr>
-            <w:r/>
             <w:r>
-              <w:rPr>
-                <w:b w:val="0"/>
-              </w:rPr>
-              <w:t>1</w:t>
+              <w:t>Airflow webserver</w:t>
             </w:r>
           </w:p>
         </w:tc>
         <w:tc>
           <w:tcPr>
-            <w:tcW w:type="dxa" w:w="3312"/>
-            <w:vAlign w:val="center"/>
+            <w:tcW w:type="dxa" w:w="3456"/>
+            <w:vAlign w:val="top"/>
           </w:tcPr>
           <w:p>
-            <w:pPr>
-              <w:spacing w:after="40"/>
-            </w:pPr>
-            <w:r/>
             <w:r>
-              <w:rPr>
-                <w:b w:val="0"/>
-              </w:rPr>
-              <w:t>Start Airflow and locate the DAG.</w:t>
+              <w:t>http://localhost:8080</w:t>
             </w:r>
           </w:p>
         </w:tc>
         <w:tc>
           <w:tcPr>
-            <w:tcW w:type="dxa" w:w="3312"/>
-            <w:vAlign w:val="center"/>
+            <w:tcW w:type="dxa" w:w="3456"/>
+            <w:vAlign w:val="top"/>
           </w:tcPr>
           <w:p>
-            <w:pPr>
-              <w:spacing w:after="40"/>
-            </w:pPr>
-            <w:r/>
             <w:r>
-              <w:rPr>
-                <w:b w:val="0"/>
-              </w:rPr>
-              <w:t>Airflow UI loads and DAG appears.</w:t>
+              <w:t>UI to trigger and observe the DAG.</w:t>
             </w:r>
           </w:p>
         </w:tc>
@@ -348,55 +418,34 @@
       <w:tr>
         <w:tc>
           <w:tcPr>
-            <w:tcW w:type="dxa" w:w="3312"/>
-            <w:vAlign w:val="center"/>
+            <w:tcW w:type="dxa" w:w="3456"/>
+            <w:vAlign w:val="top"/>
           </w:tcPr>
           <w:p>
-            <w:pPr>
-              <w:spacing w:after="40"/>
-            </w:pPr>
-            <w:r/>
             <w:r>
-              <w:rPr>
-                <w:b w:val="0"/>
-              </w:rPr>
-              <w:t>2</w:t>
+              <w:t>Airflow scheduler</w:t>
             </w:r>
           </w:p>
         </w:tc>
         <w:tc>
           <w:tcPr>
-            <w:tcW w:type="dxa" w:w="3312"/>
-            <w:vAlign w:val="center"/>
+            <w:tcW w:type="dxa" w:w="3456"/>
+            <w:vAlign w:val="top"/>
           </w:tcPr>
           <w:p>
-            <w:pPr>
-              <w:spacing w:after="40"/>
-            </w:pPr>
-            <w:r/>
             <w:r>
-              <w:rPr>
-                <w:b w:val="0"/>
-              </w:rPr>
-              <w:t>Place/verify the CSV arrival file.</w:t>
+              <w:t>internal</w:t>
             </w:r>
           </w:p>
         </w:tc>
         <w:tc>
           <w:tcPr>
-            <w:tcW w:type="dxa" w:w="3312"/>
-            <w:vAlign w:val="center"/>
+            <w:tcW w:type="dxa" w:w="3456"/>
+            <w:vAlign w:val="top"/>
           </w:tcPr>
           <w:p>
-            <w:pPr>
-              <w:spacing w:after="40"/>
-            </w:pPr>
-            <w:r/>
             <w:r>
-              <w:rPr>
-                <w:b w:val="0"/>
-              </w:rPr>
-              <w:t>File sensor succeeds.</w:t>
+              <w:t>Schedules and runs tasks.</w:t>
             </w:r>
           </w:p>
         </w:tc>
@@ -404,55 +453,80 @@
       <w:tr>
         <w:tc>
           <w:tcPr>
-            <w:tcW w:type="dxa" w:w="3312"/>
-            <w:vAlign w:val="center"/>
+            <w:tcW w:type="dxa" w:w="3456"/>
+            <w:vAlign w:val="top"/>
           </w:tcPr>
           <w:p>
-            <w:pPr>
-              <w:spacing w:after="40"/>
-            </w:pPr>
-            <w:r/>
             <w:r>
-              <w:rPr>
-                <w:b w:val="0"/>
-              </w:rPr>
-              <w:t>3</w:t>
+              <w:t>Postgres</w:t>
             </w:r>
           </w:p>
         </w:tc>
         <w:tc>
           <w:tcPr>
-            <w:tcW w:type="dxa" w:w="3312"/>
-            <w:vAlign w:val="center"/>
+            <w:tcW w:type="dxa" w:w="3456"/>
+            <w:vAlign w:val="top"/>
           </w:tcPr>
           <w:p>
-            <w:pPr>
-              <w:spacing w:after="40"/>
-            </w:pPr>
-            <w:r/>
             <w:r>
-              <w:rPr>
-                <w:b w:val="0"/>
-              </w:rPr>
-              <w:t>Trigger the pipeline.</w:t>
+              <w:t>localhost:5432</w:t>
             </w:r>
           </w:p>
         </w:tc>
         <w:tc>
           <w:tcPr>
-            <w:tcW w:type="dxa" w:w="3312"/>
-            <w:vAlign w:val="center"/>
+            <w:tcW w:type="dxa" w:w="3456"/>
+            <w:vAlign w:val="top"/>
           </w:tcPr>
           <w:p>
-            <w:pPr>
-              <w:spacing w:after="40"/>
-            </w:pPr>
-            <w:r/>
             <w:r>
-              <w:rPr>
-                <w:b w:val="0"/>
-              </w:rPr>
-              <w:t>All task boxes are green.</w:t>
+              <w:t>Airflow metadata DB and lab Bronze/Silver/Gold tables.</w:t>
+            </w:r>
+          </w:p>
+        </w:tc>
+      </w:tr>
+    </w:tbl>
+    <w:p>
+      <w:pPr>
+        <w:pStyle w:val="Heading1"/>
+      </w:pPr>
+      <w:r>
+        <w:t>Step 2 - Open Airflow UI</w:t>
+      </w:r>
+    </w:p>
+    <w:tbl>
+      <w:tblPr>
+        <w:tblStyle w:val="TableGrid"/>
+        <w:tblW w:type="auto" w:w="0"/>
+        <w:jc w:val="center"/>
+        <w:tblLook w:firstColumn="1" w:firstRow="1" w:lastColumn="0" w:lastRow="0" w:noHBand="0" w:noVBand="1" w:val="04A0"/>
+      </w:tblPr>
+      <w:tblGrid>
+        <w:gridCol w:w="5184"/>
+        <w:gridCol w:w="5184"/>
+      </w:tblGrid>
+      <w:tr>
+        <w:tc>
+          <w:tcPr>
+            <w:tcW w:type="dxa" w:w="5184"/>
+            <w:shd w:fill="D9EAF7"/>
+            <w:vAlign w:val="top"/>
+          </w:tcPr>
+          <w:p>
+            <w:r>
+              <w:t>Field</w:t>
+            </w:r>
+          </w:p>
+        </w:tc>
+        <w:tc>
+          <w:tcPr>
+            <w:tcW w:type="dxa" w:w="5184"/>
+            <w:shd w:fill="D9EAF7"/>
+            <w:vAlign w:val="top"/>
+          </w:tcPr>
+          <w:p>
+            <w:r>
+              <w:t>Value</w:t>
             </w:r>
           </w:p>
         </w:tc>
@@ -460,55 +534,23 @@
       <w:tr>
         <w:tc>
           <w:tcPr>
-            <w:tcW w:type="dxa" w:w="3312"/>
-            <w:vAlign w:val="center"/>
+            <w:tcW w:type="dxa" w:w="5184"/>
+            <w:vAlign w:val="top"/>
           </w:tcPr>
           <w:p>
-            <w:pPr>
-              <w:spacing w:after="40"/>
-            </w:pPr>
-            <w:r/>
             <w:r>
-              <w:rPr>
-                <w:b w:val="0"/>
-              </w:rPr>
-              <w:t>4</w:t>
+              <w:t>URL</w:t>
             </w:r>
           </w:p>
         </w:tc>
         <w:tc>
           <w:tcPr>
-            <w:tcW w:type="dxa" w:w="3312"/>
-            <w:vAlign w:val="center"/>
+            <w:tcW w:type="dxa" w:w="5184"/>
+            <w:vAlign w:val="top"/>
           </w:tcPr>
           <w:p>
-            <w:pPr>
-              <w:spacing w:after="40"/>
-            </w:pPr>
-            <w:r/>
             <w:r>
-              <w:rPr>
-                <w:b w:val="0"/>
-              </w:rPr>
-              <w:t>Query Bronze, Silver and Gold.</w:t>
-            </w:r>
-          </w:p>
-        </w:tc>
-        <w:tc>
-          <w:tcPr>
-            <w:tcW w:type="dxa" w:w="3312"/>
-            <w:vAlign w:val="center"/>
-          </w:tcPr>
-          <w:p>
-            <w:pPr>
-              <w:spacing w:after="40"/>
-            </w:pPr>
-            <w:r/>
-            <w:r>
-              <w:rPr>
-                <w:b w:val="0"/>
-              </w:rPr>
-              <w:t>Layer counts/results captured.</w:t>
+              <w:t>http://localhost:8080</w:t>
             </w:r>
           </w:p>
         </w:tc>
@@ -516,106 +558,55 @@
       <w:tr>
         <w:tc>
           <w:tcPr>
-            <w:tcW w:type="dxa" w:w="3312"/>
-            <w:vAlign w:val="center"/>
+            <w:tcW w:type="dxa" w:w="5184"/>
+            <w:vAlign w:val="top"/>
           </w:tcPr>
           <w:p>
-            <w:pPr>
-              <w:spacing w:after="40"/>
-            </w:pPr>
-            <w:r/>
             <w:r>
-              <w:rPr>
-                <w:b w:val="0"/>
-              </w:rPr>
-              <w:t>5</w:t>
+              <w:t>Username</w:t>
             </w:r>
           </w:p>
         </w:tc>
         <w:tc>
           <w:tcPr>
-            <w:tcW w:type="dxa" w:w="3312"/>
-            <w:vAlign w:val="center"/>
+            <w:tcW w:type="dxa" w:w="5184"/>
+            <w:vAlign w:val="top"/>
           </w:tcPr>
           <w:p>
-            <w:pPr>
-              <w:spacing w:after="40"/>
-            </w:pPr>
-            <w:r/>
             <w:r>
-              <w:rPr>
-                <w:b w:val="0"/>
-              </w:rPr>
-              <w:t>Reason about reruns and idempotency.</w:t>
+              <w:t>admin</w:t>
+            </w:r>
+          </w:p>
+        </w:tc>
+      </w:tr>
+      <w:tr>
+        <w:tc>
+          <w:tcPr>
+            <w:tcW w:type="dxa" w:w="5184"/>
+            <w:vAlign w:val="top"/>
+          </w:tcPr>
+          <w:p>
+            <w:r>
+              <w:t>Password</w:t>
             </w:r>
           </w:p>
         </w:tc>
         <w:tc>
           <w:tcPr>
-            <w:tcW w:type="dxa" w:w="3312"/>
-            <w:vAlign w:val="center"/>
+            <w:tcW w:type="dxa" w:w="5184"/>
+            <w:vAlign w:val="top"/>
           </w:tcPr>
           <w:p>
-            <w:pPr>
-              <w:spacing w:after="40"/>
-            </w:pPr>
-            <w:r/>
             <w:r>
-              <w:rPr>
-                <w:b w:val="0"/>
-              </w:rPr>
-              <w:t>Short redesign note.</w:t>
+              <w:t>admin</w:t>
             </w:r>
           </w:p>
         </w:tc>
       </w:tr>
     </w:tbl>
-    <w:p/>
-    <w:p>
-      <w:pPr>
-        <w:pStyle w:val="Heading1"/>
-      </w:pPr>
-      <w:r>
-        <w:t>Task 1 - Start Airflow</w:t>
-      </w:r>
-    </w:p>
-    <w:p>
-      <w:pPr>
-        <w:spacing w:before="60" w:after="140"/>
-        <w:ind w:left="288" w:right="144"/>
-        <w:shd w:fill="F4F6F8"/>
-      </w:pPr>
-      <w:r>
-        <w:rPr>
-          <w:rFonts w:ascii="Consolas" w:hAnsi="Consolas"/>
-          <w:sz w:val="18"/>
-        </w:rPr>
-        <w:t>cd Lab_Files</w:t>
-      </w:r>
-      <w:r>
-        <w:br/>
-      </w:r>
-      <w:r>
-        <w:rPr>
-          <w:rFonts w:ascii="Consolas" w:hAnsi="Consolas"/>
-          <w:sz w:val="18"/>
-        </w:rPr>
-        <w:t>docker compose up -d</w:t>
-      </w:r>
-      <w:r>
-        <w:br/>
-      </w:r>
-      <w:r>
-        <w:rPr>
-          <w:rFonts w:ascii="Consolas" w:hAnsi="Consolas"/>
-          <w:sz w:val="18"/>
-        </w:rPr>
-        <w:t>docker compose ps</w:t>
-      </w:r>
-    </w:p>
     <w:p>
       <w:r>
-        <w:t>Open the Airflow web UI URL exposed in `docker-compose.yml`, sign in using the credentials stated by your instructor, then unpause `medallion_pipeline`.</w:t>
+        <w:t>The medallion_pipeline DAG should appear without import errors and should be unpaused.</w:t>
       </w:r>
     </w:p>
     <w:p>
@@ -623,12 +614,430 @@
         <w:pStyle w:val="Heading1"/>
       </w:pPr>
       <w:r>
-        <w:t>Task 2 - Trace the DAG Before Running It</w:t>
+        <w:t>Step 3 - Trigger the DAG</w:t>
       </w:r>
     </w:p>
     <w:p>
       <w:r>
-        <w:t>Read `dags/medallion_pipeline.py` and record what each task does:</w:t>
+        <w:t>Trigger medallion_pipeline from the UI or CLI. CLI example:</w:t>
+      </w:r>
+    </w:p>
+    <w:p>
+      <w:pPr>
+        <w:spacing w:before="80" w:after="160"/>
+      </w:pPr>
+      <w:r>
+        <w:rPr>
+          <w:rFonts w:ascii="Consolas" w:hAnsi="Consolas" w:eastAsia="Consolas"/>
+          <w:sz w:val="17"/>
+        </w:rPr>
+        <w:t>RUN_ID="manual__day8_success_$(date +%Y%m%dT%H%M%S)"</w:t>
+      </w:r>
+      <w:r>
+        <w:br/>
+      </w:r>
+      <w:r>
+        <w:rPr>
+          <w:rFonts w:ascii="Consolas" w:hAnsi="Consolas" w:eastAsia="Consolas"/>
+          <w:sz w:val="17"/>
+        </w:rPr>
+        <w:t>sudo docker compose exec airflow-scheduler airflow dags trigger medallion_pipeline --run-id "$RUN_ID"</w:t>
+      </w:r>
+    </w:p>
+    <w:p>
+      <w:r>
+        <w:t>A successful run shows all tasks green: wait_for_csv, load_bronze, transform_silver, and aggregate_gold.</w:t>
+      </w:r>
+    </w:p>
+    <w:p>
+      <w:r>
+        <w:drawing>
+          <wp:inline xmlns:a="http://schemas.openxmlformats.org/drawingml/2006/main" xmlns:pic="http://schemas.openxmlformats.org/drawingml/2006/picture">
+            <wp:extent cx="6126480" cy="3675888"/>
+            <wp:docPr id="1" name="Picture 1"/>
+            <wp:cNvGraphicFramePr>
+              <a:graphicFrameLocks noChangeAspect="1"/>
+            </wp:cNvGraphicFramePr>
+            <a:graphic>
+              <a:graphicData uri="http://schemas.openxmlformats.org/drawingml/2006/picture">
+                <pic:pic>
+                  <pic:nvPicPr>
+                    <pic:cNvPr id="0" name="01-airflow-dag-summary-real.png"/>
+                    <pic:cNvPicPr/>
+                  </pic:nvPicPr>
+                  <pic:blipFill>
+                    <a:blip r:embed="rId9"/>
+                    <a:stretch>
+                      <a:fillRect/>
+                    </a:stretch>
+                  </pic:blipFill>
+                  <pic:spPr>
+                    <a:xfrm>
+                      <a:off x="0" y="0"/>
+                      <a:ext cx="6126480" cy="3675888"/>
+                    </a:xfrm>
+                    <a:prstGeom prst="rect"/>
+                  </pic:spPr>
+                </pic:pic>
+              </a:graphicData>
+            </a:graphic>
+          </wp:inline>
+        </w:drawing>
+      </w:r>
+    </w:p>
+    <w:p>
+      <w:pPr>
+        <w:pStyle w:val="Heading1"/>
+      </w:pPr>
+      <w:r>
+        <w:t>Step 4 - Inspect the Graph View</w:t>
+      </w:r>
+    </w:p>
+    <w:p>
+      <w:r>
+        <w:t>Use the Graph tab to verify the dependency chain and task state colors.</w:t>
+      </w:r>
+    </w:p>
+    <w:p>
+      <w:r>
+        <w:drawing>
+          <wp:inline xmlns:a="http://schemas.openxmlformats.org/drawingml/2006/main" xmlns:pic="http://schemas.openxmlformats.org/drawingml/2006/picture">
+            <wp:extent cx="6126480" cy="3675888"/>
+            <wp:docPr id="2" name="Picture 2"/>
+            <wp:cNvGraphicFramePr>
+              <a:graphicFrameLocks noChangeAspect="1"/>
+            </wp:cNvGraphicFramePr>
+            <a:graphic>
+              <a:graphicData uri="http://schemas.openxmlformats.org/drawingml/2006/picture">
+                <pic:pic>
+                  <pic:nvPicPr>
+                    <pic:cNvPr id="0" name="02-airflow-graph-real.png"/>
+                    <pic:cNvPicPr/>
+                  </pic:nvPicPr>
+                  <pic:blipFill>
+                    <a:blip r:embed="rId10"/>
+                    <a:stretch>
+                      <a:fillRect/>
+                    </a:stretch>
+                  </pic:blipFill>
+                  <pic:spPr>
+                    <a:xfrm>
+                      <a:off x="0" y="0"/>
+                      <a:ext cx="6126480" cy="3675888"/>
+                    </a:xfrm>
+                    <a:prstGeom prst="rect"/>
+                  </pic:spPr>
+                </pic:pic>
+              </a:graphicData>
+            </a:graphic>
+          </wp:inline>
+        </w:drawing>
+      </w:r>
+    </w:p>
+    <w:p>
+      <w:pPr>
+        <w:pStyle w:val="Heading1"/>
+      </w:pPr>
+      <w:r>
+        <w:t>Step 5 - Validate Tables</w:t>
+      </w:r>
+    </w:p>
+    <w:p>
+      <w:pPr>
+        <w:spacing w:before="80" w:after="160"/>
+      </w:pPr>
+      <w:r>
+        <w:rPr>
+          <w:rFonts w:ascii="Consolas" w:hAnsi="Consolas" w:eastAsia="Consolas"/>
+          <w:sz w:val="17"/>
+        </w:rPr>
+        <w:t>sudo docker compose exec postgres psql -U airflow -d airflow -c "SELECT COUNT(*) AS bronze_rows FROM bronze_orders;"</w:t>
+      </w:r>
+      <w:r>
+        <w:br/>
+      </w:r>
+      <w:r>
+        <w:rPr>
+          <w:rFonts w:ascii="Consolas" w:hAnsi="Consolas" w:eastAsia="Consolas"/>
+          <w:sz w:val="17"/>
+        </w:rPr>
+        <w:t>sudo docker compose exec postgres psql -U airflow -d airflow -c "SELECT COUNT(*) AS silver_rows FROM silver_orders;"</w:t>
+      </w:r>
+      <w:r>
+        <w:br/>
+      </w:r>
+      <w:r>
+        <w:rPr>
+          <w:rFonts w:ascii="Consolas" w:hAnsi="Consolas" w:eastAsia="Consolas"/>
+          <w:sz w:val="17"/>
+        </w:rPr>
+        <w:t>sudo docker compose exec postgres psql -U airflow -d airflow -c "SELECT * FROM gold_order_summary ORDER BY total_spent DESC;"</w:t>
+      </w:r>
+    </w:p>
+    <w:tbl>
+      <w:tblPr>
+        <w:tblStyle w:val="TableGrid"/>
+        <w:tblW w:type="auto" w:w="0"/>
+        <w:jc w:val="center"/>
+        <w:tblLook w:firstColumn="1" w:firstRow="1" w:lastColumn="0" w:lastRow="0" w:noHBand="0" w:noVBand="1" w:val="04A0"/>
+      </w:tblPr>
+      <w:tblGrid>
+        <w:gridCol w:w="3456"/>
+        <w:gridCol w:w="3456"/>
+        <w:gridCol w:w="3456"/>
+      </w:tblGrid>
+      <w:tr>
+        <w:tc>
+          <w:tcPr>
+            <w:tcW w:type="dxa" w:w="3456"/>
+            <w:shd w:fill="D9EAF7"/>
+            <w:vAlign w:val="top"/>
+          </w:tcPr>
+          <w:p>
+            <w:r>
+              <w:t>Layer</w:t>
+            </w:r>
+          </w:p>
+        </w:tc>
+        <w:tc>
+          <w:tcPr>
+            <w:tcW w:type="dxa" w:w="3456"/>
+            <w:shd w:fill="D9EAF7"/>
+            <w:vAlign w:val="top"/>
+          </w:tcPr>
+          <w:p>
+            <w:r>
+              <w:t>Evidence</w:t>
+            </w:r>
+          </w:p>
+        </w:tc>
+        <w:tc>
+          <w:tcPr>
+            <w:tcW w:type="dxa" w:w="3456"/>
+            <w:shd w:fill="D9EAF7"/>
+            <w:vAlign w:val="top"/>
+          </w:tcPr>
+          <w:p>
+            <w:r>
+              <w:t>Meaning</w:t>
+            </w:r>
+          </w:p>
+        </w:tc>
+      </w:tr>
+      <w:tr>
+        <w:tc>
+          <w:tcPr>
+            <w:tcW w:type="dxa" w:w="3456"/>
+            <w:vAlign w:val="top"/>
+          </w:tcPr>
+          <w:p>
+            <w:r>
+              <w:t>Bronze</w:t>
+            </w:r>
+          </w:p>
+        </w:tc>
+        <w:tc>
+          <w:tcPr>
+            <w:tcW w:type="dxa" w:w="3456"/>
+            <w:vAlign w:val="top"/>
+          </w:tcPr>
+          <w:p>
+            <w:r>
+              <w:t>5 rows</w:t>
+            </w:r>
+          </w:p>
+        </w:tc>
+        <w:tc>
+          <w:tcPr>
+            <w:tcW w:type="dxa" w:w="3456"/>
+            <w:vAlign w:val="top"/>
+          </w:tcPr>
+          <w:p>
+            <w:r>
+              <w:t>All rows from new_orders.csv were loaded, including the quantity=0 row.</w:t>
+            </w:r>
+          </w:p>
+        </w:tc>
+      </w:tr>
+      <w:tr>
+        <w:tc>
+          <w:tcPr>
+            <w:tcW w:type="dxa" w:w="3456"/>
+            <w:vAlign w:val="top"/>
+          </w:tcPr>
+          <w:p>
+            <w:r>
+              <w:t>Silver</w:t>
+            </w:r>
+          </w:p>
+        </w:tc>
+        <w:tc>
+          <w:tcPr>
+            <w:tcW w:type="dxa" w:w="3456"/>
+            <w:vAlign w:val="top"/>
+          </w:tcPr>
+          <w:p>
+            <w:r>
+              <w:t>4 rows</w:t>
+            </w:r>
+          </w:p>
+        </w:tc>
+        <w:tc>
+          <w:tcPr>
+            <w:tcW w:type="dxa" w:w="3456"/>
+            <w:vAlign w:val="top"/>
+          </w:tcPr>
+          <w:p>
+            <w:r>
+              <w:t>The invalid quantity=0 row was filtered out.</w:t>
+            </w:r>
+          </w:p>
+        </w:tc>
+      </w:tr>
+      <w:tr>
+        <w:tc>
+          <w:tcPr>
+            <w:tcW w:type="dxa" w:w="3456"/>
+            <w:vAlign w:val="top"/>
+          </w:tcPr>
+          <w:p>
+            <w:r>
+              <w:t>Gold</w:t>
+            </w:r>
+          </w:p>
+        </w:tc>
+        <w:tc>
+          <w:tcPr>
+            <w:tcW w:type="dxa" w:w="3456"/>
+            <w:vAlign w:val="top"/>
+          </w:tcPr>
+          <w:p>
+            <w:r>
+              <w:t>2 customer rows</w:t>
+            </w:r>
+          </w:p>
+        </w:tc>
+        <w:tc>
+          <w:tcPr>
+            <w:tcW w:type="dxa" w:w="3456"/>
+            <w:vAlign w:val="top"/>
+          </w:tcPr>
+          <w:p>
+            <w:r>
+              <w:t>Customer-level spend totals were aggregated from Silver.</w:t>
+            </w:r>
+          </w:p>
+        </w:tc>
+      </w:tr>
+    </w:tbl>
+    <w:p>
+      <w:pPr>
+        <w:spacing w:before="80" w:after="160"/>
+      </w:pPr>
+      <w:r>
+        <w:rPr>
+          <w:rFonts w:ascii="Consolas" w:hAnsi="Consolas" w:eastAsia="Consolas"/>
+          <w:sz w:val="17"/>
+        </w:rPr>
+        <w:t>customer_id | total_spent | order_count</w:t>
+      </w:r>
+      <w:r>
+        <w:br/>
+      </w:r>
+      <w:r>
+        <w:rPr>
+          <w:rFonts w:ascii="Consolas" w:hAnsi="Consolas" w:eastAsia="Consolas"/>
+          <w:sz w:val="17"/>
+        </w:rPr>
+        <w:t>2           | 98.99       | 2</w:t>
+      </w:r>
+      <w:r>
+        <w:br/>
+      </w:r>
+      <w:r>
+        <w:rPr>
+          <w:rFonts w:ascii="Consolas" w:hAnsi="Consolas" w:eastAsia="Consolas"/>
+          <w:sz w:val="17"/>
+        </w:rPr>
+        <w:t>1           | 65.50       | 2</w:t>
+      </w:r>
+    </w:p>
+    <w:p>
+      <w:pPr>
+        <w:pStyle w:val="Heading1"/>
+      </w:pPr>
+      <w:r>
+        <w:t>Mini Exercises</w:t>
+      </w:r>
+    </w:p>
+    <w:p>
+      <w:pPr>
+        <w:pStyle w:val="ListNumber"/>
+      </w:pPr>
+      <w:r>
+        <w:t>Add a row with quantity=0, rerun, and explain why it appears in Bronze but not Silver.</w:t>
+      </w:r>
+    </w:p>
+    <w:p>
+      <w:pPr>
+        <w:pStyle w:val="ListNumber"/>
+      </w:pPr>
+      <w:r>
+        <w:t>Rerun without changing the CSV. Notice Bronze appends while Silver and Gold replace their tables.</w:t>
+      </w:r>
+    </w:p>
+    <w:p>
+      <w:pPr>
+        <w:pStyle w:val="ListNumber"/>
+      </w:pPr>
+      <w:r>
+        <w:t>Propose an idempotency improvement: file audit table, checksum, processed-file archive, or upsert logic.</w:t>
+      </w:r>
+    </w:p>
+    <w:p>
+      <w:pPr>
+        <w:pStyle w:val="ListNumber"/>
+      </w:pPr>
+      <w:r>
+        <w:t>Explain why Airflow orchestrates the tasks but does not guarantee transformation correctness by itself.</w:t>
+      </w:r>
+    </w:p>
+    <w:p>
+      <w:pPr>
+        <w:pStyle w:val="Heading1"/>
+      </w:pPr>
+      <w:r>
+        <w:t>Cleanup</w:t>
+      </w:r>
+    </w:p>
+    <w:p>
+      <w:pPr>
+        <w:spacing w:before="80" w:after="160"/>
+      </w:pPr>
+      <w:r>
+        <w:rPr>
+          <w:rFonts w:ascii="Consolas" w:hAnsi="Consolas" w:eastAsia="Consolas"/>
+          <w:sz w:val="17"/>
+        </w:rPr>
+        <w:t>cd Week_02/Day_08/Lab_Files</w:t>
+      </w:r>
+      <w:r>
+        <w:br/>
+      </w:r>
+      <w:r>
+        <w:rPr>
+          <w:rFonts w:ascii="Consolas" w:hAnsi="Consolas" w:eastAsia="Consolas"/>
+          <w:sz w:val="17"/>
+        </w:rPr>
+        <w:t>sudo docker compose down</w:t>
+      </w:r>
+    </w:p>
+    <w:p>
+      <w:pPr>
+        <w:pStyle w:val="Heading1"/>
+      </w:pPr>
+      <w:r>
+        <w:t>Official References</w:t>
       </w:r>
     </w:p>
     <w:p>
@@ -636,7 +1045,7 @@
         <w:pStyle w:val="ListBullet"/>
       </w:pPr>
       <w:r>
-        <w:t>`wait_for_csv` waits for `/opt/airflow/data/new_orders.csv`.</w:t>
+        <w:t>Docker Engine on Ubuntu: https://docs.docker.com/engine/install/ubuntu/</w:t>
       </w:r>
     </w:p>
     <w:p>
@@ -644,7 +1053,7 @@
         <w:pStyle w:val="ListBullet"/>
       </w:pPr>
       <w:r>
-        <w:t>`load_bronze` appends raw CSV rows into `bronze_orders`.</w:t>
+        <w:t>Docker Desktop on Windows: https://docs.docker.com/desktop/setup/install/windows-install/</w:t>
       </w:r>
     </w:p>
     <w:p>
@@ -652,7 +1061,7 @@
         <w:pStyle w:val="ListBullet"/>
       </w:pPr>
       <w:r>
-        <w:t>`transform_silver` filters invalid quantity rows and standardizes dates into `silver_orders`.</w:t>
+        <w:t>Apache Airflow documentation: https://airflow.apache.org/docs/</w:t>
       </w:r>
     </w:p>
     <w:p>
@@ -660,157 +1069,17 @@
         <w:pStyle w:val="ListBullet"/>
       </w:pPr>
       <w:r>
-        <w:t>`aggregate_gold` calculates customer totals in `gold_order_summary`.</w:t>
-      </w:r>
-    </w:p>
-    <w:p>
-      <w:pPr>
-        <w:pStyle w:val="Heading1"/>
-      </w:pPr>
-      <w:r>
-        <w:t>Task 3 - Trigger and Validate</w:t>
-      </w:r>
-    </w:p>
-    <w:p>
-      <w:r>
-        <w:t>Confirm the supplied file is present in `Lab_Files/data/new_orders.csv`, trigger the DAG in the UI and use task logs to capture row-count evidence. Query the Postgres database container named in the Compose file.</w:t>
-      </w:r>
-    </w:p>
-    <w:p>
-      <w:pPr>
-        <w:spacing w:before="60" w:after="140"/>
-        <w:ind w:left="288" w:right="144"/>
-        <w:shd w:fill="F4F6F8"/>
-      </w:pPr>
-      <w:r>
-        <w:rPr>
-          <w:rFonts w:ascii="Consolas" w:hAnsi="Consolas"/>
-          <w:sz w:val="18"/>
-        </w:rPr>
-        <w:t>docker compose exec postgres psql -U airflow -d airflow -c "SELECT COUNT(*) FROM bronze_orders;"</w:t>
-      </w:r>
-      <w:r>
-        <w:br/>
-      </w:r>
-      <w:r>
-        <w:rPr>
-          <w:rFonts w:ascii="Consolas" w:hAnsi="Consolas"/>
-          <w:sz w:val="18"/>
-        </w:rPr>
-        <w:t>docker compose exec postgres psql -U airflow -d airflow -c "SELECT COUNT(*) FROM silver_orders;"</w:t>
-      </w:r>
-      <w:r>
-        <w:br/>
-      </w:r>
-      <w:r>
-        <w:rPr>
-          <w:rFonts w:ascii="Consolas" w:hAnsi="Consolas"/>
-          <w:sz w:val="18"/>
-        </w:rPr>
-        <w:t xml:space="preserve">docker compose exec postgres psql -U airflow -d airflow -c "SELECT * FROM gold_order_summary ORDER BY total_spent DESC;" </w:t>
-      </w:r>
-    </w:p>
-    <w:p>
-      <w:pPr>
-        <w:pStyle w:val="Heading1"/>
-      </w:pPr>
-      <w:r>
-        <w:t>Mini-Exercises</w:t>
-      </w:r>
-    </w:p>
-    <w:p>
-      <w:pPr>
-        <w:pStyle w:val="ListNumber"/>
-      </w:pPr>
-      <w:r>
-        <w:t>Add a CSV row with `quantity=0`, rerun, and confirm the row can exist in Bronze but not Silver.</w:t>
-      </w:r>
-    </w:p>
-    <w:p>
-      <w:pPr>
-        <w:pStyle w:val="ListNumber"/>
-      </w:pPr>
-      <w:r>
-        <w:t>Rerun without changing the file. Notice that Bronze appends while Silver and Gold replace their result tables. Explain why this is only partly idempotent.</w:t>
-      </w:r>
-    </w:p>
-    <w:p>
-      <w:pPr>
-        <w:pStyle w:val="ListNumber"/>
-      </w:pPr>
-      <w:r>
-        <w:t>Propose one improvement, such as a file-ingestion audit key, merge/upsert logic, or archival of processed inputs.</w:t>
-      </w:r>
-    </w:p>
-    <w:p>
-      <w:pPr>
-        <w:pStyle w:val="Heading1"/>
-      </w:pPr>
-      <w:r>
-        <w:t>Submit and Clean Up</w:t>
-      </w:r>
-    </w:p>
-    <w:p>
-      <w:pPr>
-        <w:pStyle w:val="ListBullet"/>
-      </w:pPr>
-      <w:r>
-        <w:t>DAG graph screenshot with a successful run and one Gold query result.</w:t>
-      </w:r>
-    </w:p>
-    <w:p>
-      <w:pPr>
-        <w:pStyle w:val="ListBullet"/>
-      </w:pPr>
-      <w:r>
-        <w:t>Your idempotency observation and improvement proposal.</w:t>
-      </w:r>
-    </w:p>
-    <w:p>
-      <w:pPr>
-        <w:pStyle w:val="ListBullet"/>
-      </w:pPr>
-      <w:r>
-        <w:t>Run `docker compose down` once evidence is captured.</w:t>
+        <w:t>Airflow Docker Compose quick start: https://airflow.apache.org/docs/apache-airflow/stable/howto/docker-compose/index.html</w:t>
       </w:r>
     </w:p>
     <w:sectPr>
-      <w:headerReference w:type="default" r:id="rId9"/>
-      <w:footerReference w:type="default" r:id="rId10"/>
       <w:pgSz w:w="12240" w:h="15840"/>
-      <w:pgMar w:top="1008" w:right="1152" w:bottom="936" w:left="1152" w:header="720" w:footer="720" w:gutter="0"/>
+      <w:pgMar w:top="792" w:right="936" w:bottom="792" w:left="936" w:header="720" w:footer="720" w:gutter="0"/>
       <w:cols w:space="720"/>
       <w:docGrid w:linePitch="360"/>
     </w:sectPr>
   </w:body>
 </w:document>
-</file>
-
-<file path=word/footer1.xml><?xml version="1.0" encoding="utf-8"?>
-<w:ftr xmlns:m="http://schemas.openxmlformats.org/officeDocument/2006/math" xmlns:mc="http://schemas.openxmlformats.org/markup-compatibility/2006" xmlns:mo="http://schemas.microsoft.com/office/mac/office/2008/main" xmlns:mv="urn:schemas-microsoft-com:mac:vml" xmlns:o="urn:schemas-microsoft-com:office:office" xmlns:r="http://schemas.openxmlformats.org/officeDocument/2006/relationships" xmlns:v="urn:schemas-microsoft-com:vml" xmlns:w10="urn:schemas-microsoft-com:office:word" xmlns:w14="http://schemas.microsoft.com/office/word/2010/wordml" xmlns:w="http://schemas.openxmlformats.org/wordprocessingml/2006/main" xmlns:wne="http://schemas.microsoft.com/office/word/2006/wordml" xmlns:wp14="http://schemas.microsoft.com/office/word/2010/wordprocessingDrawing" xmlns:wp="http://schemas.openxmlformats.org/drawingml/2006/wordprocessingDrawing" xmlns:wpc="http://schemas.microsoft.com/office/word/2010/wordprocessingCanvas" xmlns:wpg="http://schemas.microsoft.com/office/word/2010/wordprocessingGroup" xmlns:wpi="http://schemas.microsoft.com/office/word/2010/wordprocessingInk" xmlns:wps="http://schemas.microsoft.com/office/word/2010/wordprocessingShape" mc:Ignorable="w14 wp14">
-  <w:p>
-    <w:pPr>
-      <w:jc w:val="center"/>
-    </w:pPr>
-    <w:r>
-      <w:t>Ubuntu on-prem classroom lab | Keep screenshots and command evidence.</w:t>
-    </w:r>
-  </w:p>
-</w:ftr>
-</file>
-
-<file path=word/header1.xml><?xml version="1.0" encoding="utf-8"?>
-<w:hdr xmlns:m="http://schemas.openxmlformats.org/officeDocument/2006/math" xmlns:mc="http://schemas.openxmlformats.org/markup-compatibility/2006" xmlns:mo="http://schemas.microsoft.com/office/mac/office/2008/main" xmlns:mv="urn:schemas-microsoft-com:mac:vml" xmlns:o="urn:schemas-microsoft-com:office:office" xmlns:r="http://schemas.openxmlformats.org/officeDocument/2006/relationships" xmlns:v="urn:schemas-microsoft-com:vml" xmlns:w10="urn:schemas-microsoft-com:office:word" xmlns:w14="http://schemas.microsoft.com/office/word/2010/wordml" xmlns:w="http://schemas.openxmlformats.org/wordprocessingml/2006/main" xmlns:wne="http://schemas.microsoft.com/office/word/2006/wordml" xmlns:wp14="http://schemas.microsoft.com/office/word/2010/wordprocessingDrawing" xmlns:wp="http://schemas.openxmlformats.org/drawingml/2006/wordprocessingDrawing" xmlns:wpc="http://schemas.microsoft.com/office/word/2010/wordprocessingCanvas" xmlns:wpg="http://schemas.microsoft.com/office/word/2010/wordprocessingGroup" xmlns:wpi="http://schemas.microsoft.com/office/word/2010/wordprocessingInk" xmlns:wps="http://schemas.microsoft.com/office/word/2010/wordprocessingShape" mc:Ignorable="w14 wp14">
-  <w:p>
-    <w:pPr/>
-    <w:r>
-      <w:rPr>
-        <w:color w:val="1F4D78"/>
-      </w:rPr>
-      <w:t>Medallion Pipeline | Student Lab Guide | Day 08</w:t>
-    </w:r>
-  </w:p>
-</w:hdr>
 </file>
 
 <file path=word/numbering.xml><?xml version="1.0" encoding="utf-8"?>
@@ -1176,12 +1445,9 @@
     <w:name w:val="Normal"/>
     <w:qFormat/>
     <w:rsid w:val="00FC693F"/>
-    <w:pPr>
-      <w:spacing w:after="120" w:line="300" w:lineRule="auto"/>
-    </w:pPr>
     <w:rPr>
-      <w:rFonts w:ascii="Calibri" w:hAnsi="Calibri"/>
-      <w:sz w:val="22"/>
+      <w:rFonts w:ascii="Arial" w:hAnsi="Arial"/>
+      <w:sz w:val="20"/>
     </w:rPr>
   </w:style>
   <w:style w:type="paragraph" w:styleId="Header">
@@ -1239,15 +1505,15 @@
     <w:pPr>
       <w:keepNext/>
       <w:keepLines/>
-      <w:spacing w:before="360" w:after="200"/>
+      <w:spacing w:before="480" w:after="0"/>
       <w:outlineLvl w:val="0"/>
     </w:pPr>
     <w:rPr>
-      <w:rFonts w:asciiTheme="majorHAnsi" w:eastAsiaTheme="majorEastAsia" w:hAnsiTheme="majorHAnsi" w:cstheme="majorBidi" w:ascii="Calibri" w:hAnsi="Calibri"/>
+      <w:rFonts w:asciiTheme="majorHAnsi" w:eastAsiaTheme="majorEastAsia" w:hAnsiTheme="majorHAnsi" w:cstheme="majorBidi" w:ascii="Arial" w:hAnsi="Arial"/>
       <w:b/>
       <w:bCs/>
-      <w:color w:val="2E74B5"/>
-      <w:sz w:val="32"/>
+      <w:color w:val="17365D"/>
+      <w:sz w:val="28"/>
       <w:szCs w:val="28"/>
     </w:rPr>
   </w:style>
@@ -1263,14 +1529,14 @@
     <w:pPr>
       <w:keepNext/>
       <w:keepLines/>
-      <w:spacing w:before="280" w:after="140"/>
+      <w:spacing w:before="200" w:after="0"/>
       <w:outlineLvl w:val="1"/>
     </w:pPr>
     <w:rPr>
-      <w:rFonts w:asciiTheme="majorHAnsi" w:eastAsiaTheme="majorEastAsia" w:hAnsiTheme="majorHAnsi" w:cstheme="majorBidi" w:ascii="Calibri" w:hAnsi="Calibri"/>
+      <w:rFonts w:asciiTheme="majorHAnsi" w:eastAsiaTheme="majorEastAsia" w:hAnsiTheme="majorHAnsi" w:cstheme="majorBidi" w:ascii="Arial" w:hAnsi="Arial"/>
       <w:b/>
       <w:bCs/>
-      <w:color w:val="2E74B5"/>
+      <w:color w:val="1F4E79"/>
       <w:sz w:val="26"/>
       <w:szCs w:val="26"/>
     </w:rPr>
@@ -1287,15 +1553,14 @@
     <w:pPr>
       <w:keepNext/>
       <w:keepLines/>
-      <w:spacing w:before="200" w:after="100"/>
+      <w:spacing w:before="200" w:after="0"/>
       <w:outlineLvl w:val="2"/>
     </w:pPr>
     <w:rPr>
-      <w:rFonts w:asciiTheme="majorHAnsi" w:eastAsiaTheme="majorEastAsia" w:hAnsiTheme="majorHAnsi" w:cstheme="majorBidi" w:ascii="Calibri" w:hAnsi="Calibri"/>
+      <w:rFonts w:asciiTheme="majorHAnsi" w:eastAsiaTheme="majorEastAsia" w:hAnsiTheme="majorHAnsi" w:cstheme="majorBidi" w:ascii="Arial" w:hAnsi="Arial"/>
       <w:b/>
       <w:bCs/>
-      <w:color w:val="1F4D78"/>
-      <w:sz w:val="24"/>
+      <w:color w:val="4F81BD" w:themeColor="accent1"/>
     </w:rPr>
   </w:style>
   <w:style w:type="paragraph" w:styleId="Heading4">
